--- a/licao-0d.docx
+++ b/licao-0d.docx
@@ -14,21 +14,6 @@
           <w:b/>
           <w:bCs/>
         </w:rPr>
-        <w:t>LIÇÃO ZERO-D</w:t>
-      </w:r>
-    </w:p>
-    <w:p>
-      <w:pPr>
-        <w:rPr>
-          <w:b/>
-          <w:bCs/>
-        </w:rPr>
-      </w:pPr>
-      <w:r>
-        <w:rPr>
-          <w:b/>
-          <w:bCs/>
-        </w:rPr>
         <w:t>A Dinâmica das Pedras: O Desarmamento</w:t>
       </w:r>
     </w:p>
@@ -77,11 +62,11 @@
     </w:p>
     <w:p>
       <w:r>
-        <w:t xml:space="preserve">Existe um princípio que ajuda a distinguir os dois: se há dúvida genuína, é porque Deus não revelou completamente. E se Deus não revelou completamente, é porque não era essencial para o relacionamento. O Criador </w:t>
+        <w:t xml:space="preserve">Existe um princípio que ajuda a distinguir os dois: se há dúvida genuína, é porque Deus não revelou completamente. E se Deus não revelou completamente, é porque não era essencial para o relacionamento. O Criador que foi capaz de comunicar com clareza suficiente o que precisava ser </w:t>
       </w:r>
       <w:r>
         <w:lastRenderedPageBreak/>
-        <w:t>que foi capaz de comunicar com clareza suficiente o que precisava ser comunicado, que revelou em Jesus tudo que era necessário sobre o próprio caráter, não teria deixado obscuro algo de que a salvação dependesse. O que ficou em aberto ficou porque pode ficar. Não porque Deus se esqueceu.</w:t>
+        <w:t>comunicado, que revelou em Jesus tudo que era necessário sobre o próprio caráter, não teria deixado obscuro algo de que a salvação dependesse. O que ficou em aberto ficou porque pode ficar. Não porque Deus se esqueceu.</w:t>
       </w:r>
     </w:p>
     <w:p>
@@ -116,15 +101,12 @@
     </w:p>
     <w:p>
       <w:r>
-        <w:t xml:space="preserve">O desarmamento que esta lição propõe não é ingenuidade. Não é abandonar a verdade nem tratar tudo como igualmente válido. É a decisão consciente de guardar a sua energia para o que é precioso. De reconhecer que você tem uma quantidade finita de atenção, de tempo e de força, e que o que você escolhe </w:t>
-      </w:r>
+        <w:t>O desarmamento que esta lição propõe não é ingenuidade. Não é abandonar a verdade nem tratar tudo como igualmente válido. É a decisão consciente de guardar a sua energia para o que é precioso. De reconhecer que você tem uma quantidade finita de atenção, de tempo e de força, e que o que você escolhe estudar, defender e construir vai definir o tipo de fé que você terá ao final do caminho.</w:t>
+      </w:r>
+    </w:p>
+    <w:p>
       <w:r>
         <w:lastRenderedPageBreak/>
-        <w:t>estudar, defender e construir vai definir o tipo de fé que você terá ao final do caminho.</w:t>
-      </w:r>
-    </w:p>
-    <w:p>
-      <w:r>
         <w:t xml:space="preserve">As próximas lições vão direto aos diamantes. A Queda, a Graça, a Fé, o Perdão, a identidade. As verdades que, quando entendidas de verdade, não apenas informam a </w:t>
       </w:r>
       <w:proofErr w:type="gramStart"/>
@@ -753,6 +735,7 @@
   <w:style w:type="character" w:default="1" w:styleId="Fontepargpadro">
     <w:name w:val="Default Paragraph Font"/>
     <w:uiPriority w:val="1"/>
+    <w:semiHidden/>
     <w:unhideWhenUsed/>
   </w:style>
   <w:style w:type="table" w:default="1" w:styleId="Tabelanormal">
